--- a/vandi-idea-doc.docx
+++ b/vandi-idea-doc.docx
@@ -1324,7 +1324,7 @@
           <w:sz w:val="22"/>
           <w:szCs w:val="22"/>
         </w:rPr>
-        <w:t xml:space="preserve">What changed, why, tools used, Codex's contribution, what's functional vs. mocked, and known limitations: [to be completed once the build is finished — see the technical spec's Judging-Criteria Crosswalk and Disclosure sections for the exact points to cover.]</w:t>
+        <w:t>What changed, why, tools used, Codex's contribution, what's functional vs. mocked, and known limitations: The first public systems registered the house. Vandi keeps the property and adds the occupant — role, move-in date, and an authorization boundary so one resident cannot mark another property or open another person's receipt. The two-sided handover log is the evidence artifact. Tools: Next.js App Router, strict TypeScript, Tailwind, Drizzle on Neon, Zod, Vitest, Vercel. M0-M4 were built in earlier coding-agent sessions; M5-M6 (payments, proof pack, security, deploy) were completed with Grok. Functional against a live synthetic database: sign-up, property join, today's schedule, kept-out/collected timestamps, cross-occupant denial, payment ledger, receipts, and the history proof pack. Mocked and labeled: fixed DEV OTP, simulated SMS/WhatsApp, mock UPI, invented addresses and +91-00000 phones, no Haritha Mithram connection. Limitations: no full grievance workflow, no LSGD admin console, in-memory rate limits, and real adoption still needs LSGD/Suchitwa Mission plus telecom. Live demo: https://vandi-eight.vercel.app</w:t>
       </w:r>
     </w:p>
     <w:p>
